--- a/docs/word/settings.docx
+++ b/docs/word/settings.docx
@@ -292,6 +292,378 @@
           <w:color w:val="4A5652"/>
         </w:rPr>
         <w:t>, because the system has no history to check against. This is the single most likely way to make registration appear broken.</w:t>
+      </w:r>
+    </w:p>
+    <w:p>
+      <w:pPr>
+        <w:pStyle w:val="Heading3"/>
+      </w:pPr>
+      <w:r/>
+      <w:r>
+        <w:t>Failed Modules Block Registration</w:t>
+      </w:r>
+    </w:p>
+    <w:p>
+      <w:r>
+        <w:t>Off by default. Turn it on to refuse registration to a student who has failed too much of what they have taken.</w:t>
+      </w:r>
+    </w:p>
+    <w:p>
+      <w:pPr>
+        <w:spacing w:before="120" w:after="200"/>
+        <w:ind w:left="403"/>
+        <w:pBdr>
+          <w:left w:val="single" w:sz="18" w:space="8" w:color="B45309"/>
+        </w:pBdr>
+      </w:pPr>
+      <w:r>
+        <w:rPr>
+          <w:color w:val="4A5652"/>
+        </w:rPr>
+        <w:t>Leave this off until your results are complete in this system. Counted against a partial record it excludes students over results that were simply never captured — the same trap as the prerequisite setting above, and for the same reason.</w:t>
+      </w:r>
+    </w:p>
+    <w:p>
+      <w:r>
+        <w:t xml:space="preserve">Two thresholds sit under it, and </w:t>
+      </w:r>
+      <w:r>
+        <w:rPr>
+          <w:b/>
+        </w:rPr>
+        <w:t>either one</w:t>
+      </w:r>
+      <w:r>
+        <w:t xml:space="preserve"> is enough to block a student. Leave a threshold at 0 to switch that half of the rule off; with both at 0 nobody is blocked, whatever the tick box says.</w:t>
+      </w:r>
+    </w:p>
+    <w:tbl>
+      <w:tblPr>
+        <w:tblStyle w:val="TableGrid"/>
+        <w:tblW w:type="auto" w:w="0"/>
+        <w:jc w:val="left"/>
+        <w:tblLayout w:type="autofit"/>
+        <w:tblLook w:firstColumn="1" w:firstRow="1" w:lastColumn="0" w:lastRow="0" w:noHBand="0" w:noVBand="1" w:val="04A0"/>
+      </w:tblPr>
+      <w:tblGrid>
+        <w:gridCol w:w="4536"/>
+        <w:gridCol w:w="4536"/>
+      </w:tblGrid>
+      <w:tr>
+        <w:tc>
+          <w:tcPr>
+            <w:tcW w:type="dxa" w:w="4536"/>
+            <w:shd w:val="clear" w:fill="EAF3EC"/>
+          </w:tcPr>
+          <w:p>
+            <w:pPr>
+              <w:spacing w:after="60"/>
+            </w:pPr>
+            <w:r/>
+            <w:r>
+              <w:rPr>
+                <w:b/>
+              </w:rPr>
+              <w:t>Setting</w:t>
+            </w:r>
+          </w:p>
+        </w:tc>
+        <w:tc>
+          <w:tcPr>
+            <w:tcW w:type="dxa" w:w="4536"/>
+            <w:shd w:val="clear" w:fill="EAF3EC"/>
+          </w:tcPr>
+          <w:p>
+            <w:pPr>
+              <w:spacing w:after="60"/>
+            </w:pPr>
+            <w:r/>
+            <w:r>
+              <w:rPr>
+                <w:b/>
+              </w:rPr>
+              <w:t>Blocks a student who has</w:t>
+            </w:r>
+          </w:p>
+        </w:tc>
+      </w:tr>
+      <w:tr>
+        <w:tc>
+          <w:tcPr>
+            <w:tcW w:type="dxa" w:w="4536"/>
+          </w:tcPr>
+          <w:p>
+            <w:pPr>
+              <w:spacing w:after="60"/>
+            </w:pPr>
+            <w:r/>
+            <w:r>
+              <w:rPr>
+                <w:b/>
+              </w:rPr>
+              <w:t>Modules Failed</w:t>
+            </w:r>
+          </w:p>
+        </w:tc>
+        <w:tc>
+          <w:tcPr>
+            <w:tcW w:type="dxa" w:w="4536"/>
+          </w:tcPr>
+          <w:p>
+            <w:pPr>
+              <w:spacing w:after="60"/>
+            </w:pPr>
+            <w:r/>
+            <w:r>
+              <w:t>failed this many modules or more</w:t>
+            </w:r>
+          </w:p>
+        </w:tc>
+      </w:tr>
+      <w:tr>
+        <w:tc>
+          <w:tcPr>
+            <w:tcW w:type="dxa" w:w="4536"/>
+          </w:tcPr>
+          <w:p>
+            <w:pPr>
+              <w:spacing w:after="60"/>
+            </w:pPr>
+            <w:r/>
+            <w:r>
+              <w:rPr>
+                <w:b/>
+              </w:rPr>
+              <w:t>Percentage Failed</w:t>
+            </w:r>
+          </w:p>
+        </w:tc>
+        <w:tc>
+          <w:tcPr>
+            <w:tcW w:type="dxa" w:w="4536"/>
+          </w:tcPr>
+          <w:p>
+            <w:pPr>
+              <w:spacing w:after="60"/>
+            </w:pPr>
+            <w:r/>
+            <w:r>
+              <w:t>failed this percentage of the modules they took or more</w:t>
+            </w:r>
+          </w:p>
+        </w:tc>
+      </w:tr>
+    </w:tbl>
+    <w:p>
+      <w:pPr>
+        <w:spacing w:after="80"/>
+      </w:pPr>
+    </w:p>
+    <w:p>
+      <w:pPr>
+        <w:pStyle w:val="Heading3"/>
+      </w:pPr>
+      <w:r/>
+      <w:r>
+        <w:t>Counted Over</w:t>
+      </w:r>
+    </w:p>
+    <w:p>
+      <w:r>
+        <w:t>How much of the record the two thresholds are measured against.</w:t>
+      </w:r>
+    </w:p>
+    <w:tbl>
+      <w:tblPr>
+        <w:tblStyle w:val="TableGrid"/>
+        <w:tblW w:type="auto" w:w="0"/>
+        <w:jc w:val="left"/>
+        <w:tblLayout w:type="autofit"/>
+        <w:tblLook w:firstColumn="1" w:firstRow="1" w:lastColumn="0" w:lastRow="0" w:noHBand="0" w:noVBand="1" w:val="04A0"/>
+      </w:tblPr>
+      <w:tblGrid>
+        <w:gridCol w:w="4536"/>
+        <w:gridCol w:w="4536"/>
+      </w:tblGrid>
+      <w:tr>
+        <w:tc>
+          <w:tcPr>
+            <w:tcW w:type="dxa" w:w="4536"/>
+            <w:shd w:val="clear" w:fill="EAF3EC"/>
+          </w:tcPr>
+          <w:p>
+            <w:pPr>
+              <w:spacing w:after="60"/>
+            </w:pPr>
+            <w:r/>
+            <w:r>
+              <w:rPr>
+                <w:b/>
+              </w:rPr>
+              <w:t>Option</w:t>
+            </w:r>
+          </w:p>
+        </w:tc>
+        <w:tc>
+          <w:tcPr>
+            <w:tcW w:type="dxa" w:w="4536"/>
+            <w:shd w:val="clear" w:fill="EAF3EC"/>
+          </w:tcPr>
+          <w:p>
+            <w:pPr>
+              <w:spacing w:after="60"/>
+            </w:pPr>
+            <w:r/>
+            <w:r>
+              <w:rPr>
+                <w:b/>
+              </w:rPr>
+              <w:t>Behaviour</w:t>
+            </w:r>
+          </w:p>
+        </w:tc>
+      </w:tr>
+      <w:tr>
+        <w:tc>
+          <w:tcPr>
+            <w:tcW w:type="dxa" w:w="4536"/>
+          </w:tcPr>
+          <w:p>
+            <w:pPr>
+              <w:spacing w:after="60"/>
+            </w:pPr>
+            <w:r/>
+            <w:r>
+              <w:rPr>
+                <w:b/>
+              </w:rPr>
+              <w:t>Most recent academic year</w:t>
+            </w:r>
+            <w:r>
+              <w:t xml:space="preserve"> </w:t>
+            </w:r>
+            <w:r>
+              <w:rPr>
+                <w:i/>
+              </w:rPr>
+              <w:t>(default)</w:t>
+            </w:r>
+          </w:p>
+        </w:tc>
+        <w:tc>
+          <w:tcPr>
+            <w:tcW w:type="dxa" w:w="4536"/>
+          </w:tcPr>
+          <w:p>
+            <w:pPr>
+              <w:spacing w:after="60"/>
+            </w:pPr>
+            <w:r/>
+            <w:r>
+              <w:t>Only the year the student last has results for, so a bad year is not held against them for ever.</w:t>
+            </w:r>
+          </w:p>
+        </w:tc>
+      </w:tr>
+      <w:tr>
+        <w:tc>
+          <w:tcPr>
+            <w:tcW w:type="dxa" w:w="4536"/>
+          </w:tcPr>
+          <w:p>
+            <w:pPr>
+              <w:spacing w:after="60"/>
+            </w:pPr>
+            <w:r/>
+            <w:r>
+              <w:rPr>
+                <w:b/>
+              </w:rPr>
+              <w:t>Whole record</w:t>
+            </w:r>
+          </w:p>
+        </w:tc>
+        <w:tc>
+          <w:tcPr>
+            <w:tcW w:type="dxa" w:w="4536"/>
+          </w:tcPr>
+          <w:p>
+            <w:pPr>
+              <w:spacing w:after="60"/>
+            </w:pPr>
+            <w:r/>
+            <w:r>
+              <w:t>Every module they have ever taken.</w:t>
+            </w:r>
+          </w:p>
+        </w:tc>
+      </w:tr>
+    </w:tbl>
+    <w:p>
+      <w:pPr>
+        <w:spacing w:after="80"/>
+      </w:pPr>
+    </w:p>
+    <w:p>
+      <w:r>
+        <w:t>Two things are counted the way a registrar would count them rather than the way the database stores them, and both matter:</w:t>
+      </w:r>
+    </w:p>
+    <w:p>
+      <w:pPr>
+        <w:pStyle w:val="ListBullet"/>
+        <w:spacing w:after="80"/>
+      </w:pPr>
+      <w:r>
+        <w:t xml:space="preserve">A module is counted </w:t>
+      </w:r>
+      <w:r>
+        <w:rPr>
+          <w:b/>
+        </w:rPr>
+        <w:t>once</w:t>
+      </w:r>
+      <w:r>
+        <w:t>, by its best outcome. Failed in one year and</w:t>
+      </w:r>
+    </w:p>
+    <w:p>
+      <w:r>
+        <w:t>passed in the next, it is a pass — nobody is excluded over a module they have since passed.</w:t>
+      </w:r>
+    </w:p>
+    <w:p>
+      <w:pPr>
+        <w:pStyle w:val="ListBullet"/>
+        <w:spacing w:after="80"/>
+      </w:pPr>
+      <w:r>
+        <w:t xml:space="preserve">A module </w:t>
+      </w:r>
+      <w:r>
+        <w:rPr>
+          <w:b/>
+        </w:rPr>
+        <w:t>waiting on a supplementary or aegrotat result</w:t>
+      </w:r>
+      <w:r>
+        <w:t xml:space="preserve"> counts as taken and</w:t>
+      </w:r>
+    </w:p>
+    <w:p>
+      <w:r>
+        <w:rPr>
+          <w:i/>
+        </w:rPr>
+        <w:t>not</w:t>
+      </w:r>
+      <w:r>
+        <w:t xml:space="preserve"> as failed. Supplementary results land around the time the next term opens, so without this a student carrying one settled fail among four pending modules would read as having failed 100% of them.</w:t>
+      </w:r>
+    </w:p>
+    <w:p>
+      <w:r>
+        <w:t>A student the rule turns away is told the figures — how many of how many, which modules, and how many are still awaiting a result — so they can tell whether something has been miscounted.</w:t>
       </w:r>
     </w:p>
     <w:p>

--- a/docs/word/settings.docx
+++ b/docs/word/settings.docx
@@ -537,6 +537,39 @@
               <w:rPr>
                 <w:b/>
               </w:rPr>
+              <w:t>Most recent semester</w:t>
+            </w:r>
+          </w:p>
+        </w:tc>
+        <w:tc>
+          <w:tcPr>
+            <w:tcW w:type="dxa" w:w="4536"/>
+          </w:tcPr>
+          <w:p>
+            <w:pPr>
+              <w:spacing w:after="60"/>
+            </w:pPr>
+            <w:r/>
+            <w:r>
+              <w:t>Only the semester the student last has results for. The tightest of the three, and the one that matches how often students register.</w:t>
+            </w:r>
+          </w:p>
+        </w:tc>
+      </w:tr>
+      <w:tr>
+        <w:tc>
+          <w:tcPr>
+            <w:tcW w:type="dxa" w:w="4536"/>
+          </w:tcPr>
+          <w:p>
+            <w:pPr>
+              <w:spacing w:after="60"/>
+            </w:pPr>
+            <w:r/>
+            <w:r>
+              <w:rPr>
+                <w:b/>
+              </w:rPr>
               <w:t>Most recent academic year</w:t>
             </w:r>
             <w:r>
@@ -560,7 +593,7 @@
             </w:pPr>
             <w:r/>
             <w:r>
-              <w:t>Only the year the student last has results for, so a bad year is not held against them for ever.</w:t>
+              <w:t>The year they last have results for, so one bad semester is weighed against the other and a bad year is not held against them for ever.</w:t>
             </w:r>
           </w:p>
         </w:tc>
@@ -603,6 +636,20 @@
       <w:pPr>
         <w:spacing w:after="80"/>
       </w:pPr>
+    </w:p>
+    <w:p>
+      <w:r>
+        <w:t xml:space="preserve">The two narrow windows land on the latest period the student </w:t>
+      </w:r>
+      <w:r>
+        <w:rPr>
+          <w:b/>
+        </w:rPr>
+        <w:t>actually has results in</w:t>
+      </w:r>
+      <w:r>
+        <w:t>, not the latest one on the calendar. A student who sat a semester out is judged on the last semester they were there for, rather than on an empty window that would read as nought failures out of nought.</w:t>
+      </w:r>
     </w:p>
     <w:p>
       <w:r>
